--- a/Coding 1 - year/Unit 6 - Debugging and Documentation/Daily Lesson Plans/Word/Day 139.docx
+++ b/Coding 1 - year/Unit 6 - Debugging and Documentation/Daily Lesson Plans/Word/Day 139.docx
@@ -50,12 +50,15 @@
               </w:rPr>
               <w:t xml:space="preserve">Coding I — Full Year</w:t>
             </w:r>
-          </w:p>
-          <w:p>
-            <w:pPr>
-              <w:spacing w:before="40"/>
-              <w:jc w:val="center"/>
-            </w:pPr>
+            <w:r>
+              <w:rPr>
+                <w:rFonts w:ascii="Arial" w:cs="Arial" w:eastAsia="Arial" w:hAnsi="Arial"/>
+                <w:sz w:val="16"/>
+                <w:szCs w:val="16"/>
+              </w:rPr>
+              <w:br/>
+              <w:t xml:space="preserve"/>
+            </w:r>
             <w:r>
               <w:rPr>
                 <w:rFonts w:ascii="Arial" w:cs="Arial" w:eastAsia="Arial" w:hAnsi="Arial"/>
@@ -83,7 +86,7 @@
           <w:rFonts w:ascii="Arial" w:cs="Arial" w:eastAsia="Arial" w:hAnsi="Arial"/>
           <w:b/>
           <w:bCs/>
-          <w:color w:val="1F3864"/>
+          <w:color w:val="2B5797"/>
           <w:sz w:val="32"/>
           <w:szCs w:val="32"/>
         </w:rPr>
@@ -261,9 +264,9 @@
               <w:right w:val="single" w:color="CCCCCC" w:sz="1"/>
             </w:tcBorders>
             <w:tcMar>
-              <w:top w:type="dxa" w:w="60"/>
+              <w:top w:type="dxa" w:w="80"/>
               <w:left w:type="dxa" w:w="120"/>
-              <w:bottom w:type="dxa" w:w="60"/>
+              <w:bottom w:type="dxa" w:w="80"/>
               <w:right w:type="dxa" w:w="120"/>
             </w:tcMar>
           </w:tcPr>
@@ -290,20 +293,213 @@
               <w:right w:val="single" w:color="CCCCCC" w:sz="1"/>
             </w:tcBorders>
             <w:tcMar>
-              <w:top w:type="dxa" w:w="60"/>
+              <w:top w:type="dxa" w:w="80"/>
               <w:left w:type="dxa" w:w="120"/>
-              <w:bottom w:type="dxa" w:w="60"/>
+              <w:bottom w:type="dxa" w:w="80"/>
               <w:right w:type="dxa" w:w="120"/>
             </w:tcMar>
           </w:tcPr>
           <w:p>
-            <w:r>
-              <w:rPr>
-                <w:rFonts w:ascii="Arial" w:cs="Arial" w:eastAsia="Arial" w:hAnsi="Arial"/>
-                <w:sz w:val="20"/>
-                <w:szCs w:val="20"/>
+            <w:pPr>
+              <w:spacing w:after="80" w:before="80"/>
+            </w:pPr>
+            <w:r>
+              <w:rPr>
+                <w:rFonts w:ascii="Arial" w:cs="Arial" w:eastAsia="Arial" w:hAnsi="Arial"/>
+                <w:b/>
+                <w:bCs/>
+                <w:i w:val="false"/>
+                <w:iCs w:val="false"/>
+                <w:color w:val="000000"/>
+                <w:sz w:val="22"/>
+                <w:szCs w:val="22"/>
               </w:rPr>
               <w:t xml:space="preserve">Bell Ringer / Review</w:t>
+            </w:r>
+            <w:r>
+              <w:rPr>
+                <w:rFonts w:ascii="Arial" w:cs="Arial" w:eastAsia="Arial" w:hAnsi="Arial"/>
+                <w:sz w:val="20"/>
+                <w:szCs w:val="20"/>
+              </w:rPr>
+              <w:br/>
+              <w:t xml:space="preserve"/>
+            </w:r>
+            <w:r>
+              <w:rPr>
+                <w:rFonts w:ascii="Arial" w:cs="Arial" w:eastAsia="Arial" w:hAnsi="Arial"/>
+                <w:sz w:val="20"/>
+                <w:szCs w:val="20"/>
+              </w:rPr>
+              <w:br/>
+              <w:t xml:space="preserve"/>
+            </w:r>
+            <w:r>
+              <w:rPr>
+                <w:rFonts w:ascii="Arial" w:cs="Arial" w:eastAsia="Arial" w:hAnsi="Arial"/>
+                <w:b/>
+                <w:bCs/>
+                <w:i w:val="false"/>
+                <w:iCs w:val="false"/>
+                <w:color w:val="000000"/>
+                <w:sz w:val="20"/>
+                <w:szCs w:val="20"/>
+              </w:rPr>
+              <w:t xml:space="preserve">Quick Write </w:t>
+            </w:r>
+            <w:r>
+              <w:rPr>
+                <w:rFonts w:ascii="Arial" w:cs="Arial" w:eastAsia="Arial" w:hAnsi="Arial"/>
+                <w:b w:val="false"/>
+                <w:bCs w:val="false"/>
+                <w:i w:val="false"/>
+                <w:iCs w:val="false"/>
+                <w:color w:val="000000"/>
+                <w:sz w:val="20"/>
+                <w:szCs w:val="20"/>
+              </w:rPr>
+              <w:t xml:space="preserve">(3 min — written or verbal):</w:t>
+            </w:r>
+            <w:r>
+              <w:rPr>
+                <w:rFonts w:ascii="Arial" w:cs="Arial" w:eastAsia="Arial" w:hAnsi="Arial"/>
+                <w:sz w:val="20"/>
+                <w:szCs w:val="20"/>
+              </w:rPr>
+              <w:br/>
+              <w:t xml:space="preserve"/>
+            </w:r>
+            <w:r>
+              <w:rPr>
+                <w:rFonts w:ascii="Arial" w:cs="Arial" w:eastAsia="Arial" w:hAnsi="Arial"/>
+                <w:b w:val="false"/>
+                <w:bCs w:val="false"/>
+                <w:i w:val="false"/>
+                <w:iCs w:val="false"/>
+                <w:color w:val="000000"/>
+                <w:sz w:val="20"/>
+                <w:szCs w:val="20"/>
+              </w:rPr>
+              <w:t xml:space="preserve">    In your own words: Process file data, including splitting lines and parsing CSV-style data?</w:t>
+            </w:r>
+            <w:r>
+              <w:rPr>
+                <w:rFonts w:ascii="Arial" w:cs="Arial" w:eastAsia="Arial" w:hAnsi="Arial"/>
+                <w:sz w:val="20"/>
+                <w:szCs w:val="20"/>
+              </w:rPr>
+              <w:br/>
+              <w:t xml:space="preserve"/>
+            </w:r>
+            <w:r>
+              <w:rPr>
+                <w:rFonts w:ascii="Arial" w:cs="Arial" w:eastAsia="Arial" w:hAnsi="Arial"/>
+                <w:sz w:val="20"/>
+                <w:szCs w:val="20"/>
+              </w:rPr>
+              <w:br/>
+              <w:t xml:space="preserve"/>
+            </w:r>
+            <w:r>
+              <w:rPr>
+                <w:rFonts w:ascii="Arial" w:cs="Arial" w:eastAsia="Arial" w:hAnsi="Arial"/>
+                <w:b/>
+                <w:bCs/>
+                <w:i w:val="false"/>
+                <w:iCs w:val="false"/>
+                <w:color w:val="000000"/>
+                <w:sz w:val="20"/>
+                <w:szCs w:val="20"/>
+              </w:rPr>
+              <w:t xml:space="preserve">Vocabulary Preview — </w:t>
+            </w:r>
+            <w:r>
+              <w:rPr>
+                <w:rFonts w:ascii="Arial" w:cs="Arial" w:eastAsia="Arial" w:hAnsi="Arial"/>
+                <w:b w:val="false"/>
+                <w:bCs w:val="false"/>
+                <w:i w:val="false"/>
+                <w:iCs w:val="false"/>
+                <w:color w:val="000000"/>
+                <w:sz w:val="20"/>
+                <w:szCs w:val="20"/>
+              </w:rPr>
+              <w:t xml:space="preserve">terms we'll use today:</w:t>
+            </w:r>
+            <w:r>
+              <w:rPr>
+                <w:rFonts w:ascii="Arial" w:cs="Arial" w:eastAsia="Arial" w:hAnsi="Arial"/>
+                <w:sz w:val="20"/>
+                <w:szCs w:val="20"/>
+              </w:rPr>
+              <w:br/>
+              <w:t xml:space="preserve"/>
+            </w:r>
+            <w:r>
+              <w:rPr>
+                <w:rFonts w:ascii="Arial" w:cs="Arial" w:eastAsia="Arial" w:hAnsi="Arial"/>
+                <w:b w:val="false"/>
+                <w:bCs w:val="false"/>
+                <w:i w:val="false"/>
+                <w:iCs w:val="false"/>
+                <w:color w:val="000000"/>
+                <w:sz w:val="20"/>
+                <w:szCs w:val="20"/>
+              </w:rPr>
+              <w:t xml:space="preserve">    • Split lines   •   Parse CSV   •   Clean data   •   Extract information</w:t>
+            </w:r>
+            <w:r>
+              <w:rPr>
+                <w:rFonts w:ascii="Arial" w:cs="Arial" w:eastAsia="Arial" w:hAnsi="Arial"/>
+                <w:sz w:val="20"/>
+                <w:szCs w:val="20"/>
+              </w:rPr>
+              <w:br/>
+              <w:t xml:space="preserve"/>
+            </w:r>
+            <w:r>
+              <w:rPr>
+                <w:rFonts w:ascii="Arial" w:cs="Arial" w:eastAsia="Arial" w:hAnsi="Arial"/>
+                <w:sz w:val="20"/>
+                <w:szCs w:val="20"/>
+              </w:rPr>
+              <w:br/>
+              <w:t xml:space="preserve"/>
+            </w:r>
+            <w:r>
+              <w:rPr>
+                <w:rFonts w:ascii="Arial" w:cs="Arial" w:eastAsia="Arial" w:hAnsi="Arial"/>
+                <w:b w:val="false"/>
+                <w:bCs w:val="false"/>
+                <w:i/>
+                <w:iCs/>
+                <w:color w:val="444444"/>
+                <w:sz w:val="20"/>
+                <w:szCs w:val="20"/>
+              </w:rPr>
+              <w:t xml:space="preserve">Today's Goal: By the end of class you will be able to process file data, including splitting lines and parsing CSV-style data.</w:t>
+            </w:r>
+            <w:r>
+              <w:rPr>
+                <w:rFonts w:ascii="Arial" w:cs="Arial" w:eastAsia="Arial" w:hAnsi="Arial"/>
+                <w:sz w:val="20"/>
+                <w:szCs w:val="20"/>
+              </w:rPr>
+              <w:br/>
+              <w:t xml:space="preserve"/>
+            </w:r>
+            <w:r>
+              <w:rPr>
+                <w:rFonts w:ascii="Arial" w:cs="Arial" w:eastAsia="Arial" w:hAnsi="Arial"/>
+                <w:b w:val="false"/>
+                <w:bCs w:val="false"/>
+                <w:i/>
+                <w:iCs/>
+                <w:color w:val="555555"/>
+                <w:sz w:val="20"/>
+                <w:szCs w:val="20"/>
+              </w:rPr>
+              <w:t xml:space="preserve">→ Pair-share your response, then 2–3 students share with the class.</w:t>
             </w:r>
           </w:p>
         </w:tc>
@@ -319,9 +515,9 @@
               <w:right w:val="single" w:color="CCCCCC" w:sz="1"/>
             </w:tcBorders>
             <w:tcMar>
-              <w:top w:type="dxa" w:w="60"/>
+              <w:top w:type="dxa" w:w="80"/>
               <w:left w:type="dxa" w:w="120"/>
-              <w:bottom w:type="dxa" w:w="60"/>
+              <w:bottom w:type="dxa" w:w="80"/>
               <w:right w:type="dxa" w:w="120"/>
             </w:tcMar>
           </w:tcPr>
@@ -348,20 +544,380 @@
               <w:right w:val="single" w:color="CCCCCC" w:sz="1"/>
             </w:tcBorders>
             <w:tcMar>
-              <w:top w:type="dxa" w:w="60"/>
+              <w:top w:type="dxa" w:w="80"/>
               <w:left w:type="dxa" w:w="120"/>
-              <w:bottom w:type="dxa" w:w="60"/>
+              <w:bottom w:type="dxa" w:w="80"/>
               <w:right w:type="dxa" w:w="120"/>
             </w:tcMar>
           </w:tcPr>
           <w:p>
-            <w:r>
-              <w:rPr>
-                <w:rFonts w:ascii="Arial" w:cs="Arial" w:eastAsia="Arial" w:hAnsi="Arial"/>
-                <w:sz w:val="20"/>
-                <w:szCs w:val="20"/>
-              </w:rPr>
-              <w:t xml:space="preserve">Mini Lesson: Processing File Data</w:t>
+            <w:pPr>
+              <w:spacing w:after="80" w:before="80"/>
+            </w:pPr>
+            <w:r>
+              <w:rPr>
+                <w:rFonts w:ascii="Arial" w:cs="Arial" w:eastAsia="Arial" w:hAnsi="Arial"/>
+                <w:b/>
+                <w:bCs/>
+                <w:i w:val="false"/>
+                <w:iCs w:val="false"/>
+                <w:color w:val="000000"/>
+                <w:sz w:val="22"/>
+                <w:szCs w:val="22"/>
+              </w:rPr>
+              <w:t xml:space="preserve">Mini Lesson: </w:t>
+            </w:r>
+            <w:r>
+              <w:rPr>
+                <w:rFonts w:ascii="Arial" w:cs="Arial" w:eastAsia="Arial" w:hAnsi="Arial"/>
+                <w:b w:val="false"/>
+                <w:bCs w:val="false"/>
+                <w:i w:val="false"/>
+                <w:iCs w:val="false"/>
+                <w:color w:val="000000"/>
+                <w:sz w:val="22"/>
+                <w:szCs w:val="22"/>
+              </w:rPr>
+              <w:t xml:space="preserve">Processing File Data</w:t>
+            </w:r>
+            <w:r>
+              <w:rPr>
+                <w:rFonts w:ascii="Arial" w:cs="Arial" w:eastAsia="Arial" w:hAnsi="Arial"/>
+                <w:sz w:val="20"/>
+                <w:szCs w:val="20"/>
+              </w:rPr>
+              <w:br/>
+              <w:t xml:space="preserve"/>
+            </w:r>
+            <w:r>
+              <w:rPr>
+                <w:rFonts w:ascii="Arial" w:cs="Arial" w:eastAsia="Arial" w:hAnsi="Arial"/>
+                <w:sz w:val="20"/>
+                <w:szCs w:val="20"/>
+              </w:rPr>
+              <w:br/>
+              <w:t xml:space="preserve"/>
+            </w:r>
+            <w:r>
+              <w:rPr>
+                <w:rFonts w:ascii="Arial" w:cs="Arial" w:eastAsia="Arial" w:hAnsi="Arial"/>
+                <w:b/>
+                <w:bCs/>
+                <w:i/>
+                <w:iCs/>
+                <w:color w:val="000000"/>
+                <w:sz w:val="20"/>
+                <w:szCs w:val="20"/>
+              </w:rPr>
+              <w:t xml:space="preserve">Learning Target: </w:t>
+            </w:r>
+            <w:r>
+              <w:rPr>
+                <w:rFonts w:ascii="Arial" w:cs="Arial" w:eastAsia="Arial" w:hAnsi="Arial"/>
+                <w:b w:val="false"/>
+                <w:bCs w:val="false"/>
+                <w:i/>
+                <w:iCs/>
+                <w:color w:val="333333"/>
+                <w:sz w:val="20"/>
+                <w:szCs w:val="20"/>
+              </w:rPr>
+              <w:t xml:space="preserve">I can process file data, including splitting lines and parsing CSV-style data.</w:t>
+            </w:r>
+            <w:r>
+              <w:rPr>
+                <w:rFonts w:ascii="Arial" w:cs="Arial" w:eastAsia="Arial" w:hAnsi="Arial"/>
+                <w:sz w:val="20"/>
+                <w:szCs w:val="20"/>
+              </w:rPr>
+              <w:br/>
+              <w:t xml:space="preserve"/>
+            </w:r>
+            <w:r>
+              <w:rPr>
+                <w:rFonts w:ascii="Arial" w:cs="Arial" w:eastAsia="Arial" w:hAnsi="Arial"/>
+                <w:sz w:val="20"/>
+                <w:szCs w:val="20"/>
+              </w:rPr>
+              <w:br/>
+              <w:t xml:space="preserve"/>
+            </w:r>
+            <w:r>
+              <w:rPr>
+                <w:rFonts w:ascii="Arial" w:cs="Arial" w:eastAsia="Arial" w:hAnsi="Arial"/>
+                <w:b w:val="false"/>
+                <w:bCs w:val="false"/>
+                <w:i w:val="false"/>
+                <w:iCs w:val="false"/>
+                <w:color w:val="000000"/>
+                <w:sz w:val="20"/>
+                <w:szCs w:val="20"/>
+              </w:rPr>
+              <w:t xml:space="preserve">Reading files is step one. Processing the data is step two. Common tasks:</w:t>
+            </w:r>
+            <w:r>
+              <w:rPr>
+                <w:rFonts w:ascii="Arial" w:cs="Arial" w:eastAsia="Arial" w:hAnsi="Arial"/>
+                <w:sz w:val="20"/>
+                <w:szCs w:val="20"/>
+              </w:rPr>
+              <w:br/>
+              <w:t xml:space="preserve"/>
+            </w:r>
+            <w:r>
+              <w:rPr>
+                <w:rFonts w:ascii="Arial" w:cs="Arial" w:eastAsia="Arial" w:hAnsi="Arial"/>
+                <w:b w:val="false"/>
+                <w:bCs w:val="false"/>
+                <w:i w:val="false"/>
+                <w:iCs w:val="false"/>
+                <w:color w:val="000000"/>
+                <w:sz w:val="20"/>
+                <w:szCs w:val="20"/>
+              </w:rPr>
+              <w:t xml:space="preserve">The split() method is essential for breaking strings into parts.</w:t>
+            </w:r>
+            <w:r>
+              <w:rPr>
+                <w:rFonts w:ascii="Arial" w:cs="Arial" w:eastAsia="Arial" w:hAnsi="Arial"/>
+                <w:sz w:val="20"/>
+                <w:szCs w:val="20"/>
+              </w:rPr>
+              <w:br/>
+              <w:t xml:space="preserve"/>
+            </w:r>
+            <w:r>
+              <w:rPr>
+                <w:rFonts w:ascii="Arial" w:cs="Arial" w:eastAsia="Arial" w:hAnsi="Arial"/>
+                <w:sz w:val="20"/>
+                <w:szCs w:val="20"/>
+              </w:rPr>
+              <w:br/>
+              <w:t xml:space="preserve"/>
+            </w:r>
+            <w:r>
+              <w:rPr>
+                <w:rFonts w:ascii="Arial" w:cs="Arial" w:eastAsia="Arial" w:hAnsi="Arial"/>
+                <w:b/>
+                <w:bCs/>
+                <w:i w:val="false"/>
+                <w:iCs w:val="false"/>
+                <w:color w:val="000000"/>
+                <w:sz w:val="20"/>
+                <w:szCs w:val="20"/>
+              </w:rPr>
+              <w:t xml:space="preserve">Key Concepts:</w:t>
+            </w:r>
+            <w:r>
+              <w:rPr>
+                <w:rFonts w:ascii="Arial" w:cs="Arial" w:eastAsia="Arial" w:hAnsi="Arial"/>
+                <w:sz w:val="20"/>
+                <w:szCs w:val="20"/>
+              </w:rPr>
+              <w:br/>
+              <w:t xml:space="preserve"/>
+            </w:r>
+            <w:r>
+              <w:rPr>
+                <w:rFonts w:ascii="Arial" w:cs="Arial" w:eastAsia="Arial" w:hAnsi="Arial"/>
+                <w:b w:val="false"/>
+                <w:bCs w:val="false"/>
+                <w:i w:val="false"/>
+                <w:iCs w:val="false"/>
+                <w:color w:val="000000"/>
+                <w:sz w:val="20"/>
+                <w:szCs w:val="20"/>
+              </w:rPr>
+              <w:t xml:space="preserve">    • Split lines by delimiters (commas, spaces, etc.)</w:t>
+            </w:r>
+            <w:r>
+              <w:rPr>
+                <w:rFonts w:ascii="Arial" w:cs="Arial" w:eastAsia="Arial" w:hAnsi="Arial"/>
+                <w:sz w:val="20"/>
+                <w:szCs w:val="20"/>
+              </w:rPr>
+              <w:br/>
+              <w:t xml:space="preserve"/>
+            </w:r>
+            <w:r>
+              <w:rPr>
+                <w:rFonts w:ascii="Arial" w:cs="Arial" w:eastAsia="Arial" w:hAnsi="Arial"/>
+                <w:b w:val="false"/>
+                <w:bCs w:val="false"/>
+                <w:i w:val="false"/>
+                <w:iCs w:val="false"/>
+                <w:color w:val="000000"/>
+                <w:sz w:val="20"/>
+                <w:szCs w:val="20"/>
+              </w:rPr>
+              <w:t xml:space="preserve">    • Parse CSV (comma-separated values) into structured data</w:t>
+            </w:r>
+            <w:r>
+              <w:rPr>
+                <w:rFonts w:ascii="Arial" w:cs="Arial" w:eastAsia="Arial" w:hAnsi="Arial"/>
+                <w:sz w:val="20"/>
+                <w:szCs w:val="20"/>
+              </w:rPr>
+              <w:br/>
+              <w:t xml:space="preserve"/>
+            </w:r>
+            <w:r>
+              <w:rPr>
+                <w:rFonts w:ascii="Arial" w:cs="Arial" w:eastAsia="Arial" w:hAnsi="Arial"/>
+                <w:b w:val="false"/>
+                <w:bCs w:val="false"/>
+                <w:i w:val="false"/>
+                <w:iCs w:val="false"/>
+                <w:color w:val="000000"/>
+                <w:sz w:val="20"/>
+                <w:szCs w:val="20"/>
+              </w:rPr>
+              <w:t xml:space="preserve">    • Clean data (strip whitespace, convert types)</w:t>
+            </w:r>
+            <w:r>
+              <w:rPr>
+                <w:rFonts w:ascii="Arial" w:cs="Arial" w:eastAsia="Arial" w:hAnsi="Arial"/>
+                <w:sz w:val="20"/>
+                <w:szCs w:val="20"/>
+              </w:rPr>
+              <w:br/>
+              <w:t xml:space="preserve"/>
+            </w:r>
+            <w:r>
+              <w:rPr>
+                <w:rFonts w:ascii="Arial" w:cs="Arial" w:eastAsia="Arial" w:hAnsi="Arial"/>
+                <w:b w:val="false"/>
+                <w:bCs w:val="false"/>
+                <w:i w:val="false"/>
+                <w:iCs w:val="false"/>
+                <w:color w:val="000000"/>
+                <w:sz w:val="20"/>
+                <w:szCs w:val="20"/>
+              </w:rPr>
+              <w:t xml:space="preserve">    • Extract information (find specific columns, calculate aggregates)</w:t>
+            </w:r>
+            <w:r>
+              <w:rPr>
+                <w:rFonts w:ascii="Arial" w:cs="Arial" w:eastAsia="Arial" w:hAnsi="Arial"/>
+                <w:sz w:val="20"/>
+                <w:szCs w:val="20"/>
+              </w:rPr>
+              <w:br/>
+              <w:t xml:space="preserve"/>
+            </w:r>
+            <w:r>
+              <w:rPr>
+                <w:rFonts w:ascii="Arial" w:cs="Arial" w:eastAsia="Arial" w:hAnsi="Arial"/>
+                <w:sz w:val="20"/>
+                <w:szCs w:val="20"/>
+              </w:rPr>
+              <w:br/>
+              <w:t xml:space="preserve"/>
+            </w:r>
+            <w:r>
+              <w:rPr>
+                <w:rFonts w:ascii="Arial" w:cs="Arial" w:eastAsia="Arial" w:hAnsi="Arial"/>
+                <w:b/>
+                <w:bCs/>
+                <w:i w:val="false"/>
+                <w:iCs w:val="false"/>
+                <w:color w:val="000000"/>
+                <w:sz w:val="20"/>
+                <w:szCs w:val="20"/>
+              </w:rPr>
+              <w:t xml:space="preserve">Vocabulary: </w:t>
+            </w:r>
+            <w:r>
+              <w:rPr>
+                <w:rFonts w:ascii="Arial" w:cs="Arial" w:eastAsia="Arial" w:hAnsi="Arial"/>
+                <w:b w:val="false"/>
+                <w:bCs w:val="false"/>
+                <w:i w:val="false"/>
+                <w:iCs w:val="false"/>
+                <w:color w:val="000000"/>
+                <w:sz w:val="20"/>
+                <w:szCs w:val="20"/>
+              </w:rPr>
+              <w:t xml:space="preserve">Split lines, Parse CSV, Clean data, Extract information</w:t>
+            </w:r>
+            <w:r>
+              <w:rPr>
+                <w:rFonts w:ascii="Arial" w:cs="Arial" w:eastAsia="Arial" w:hAnsi="Arial"/>
+                <w:sz w:val="20"/>
+                <w:szCs w:val="20"/>
+              </w:rPr>
+              <w:br/>
+              <w:t xml:space="preserve"/>
+            </w:r>
+            <w:r>
+              <w:rPr>
+                <w:rFonts w:ascii="Arial" w:cs="Arial" w:eastAsia="Arial" w:hAnsi="Arial"/>
+                <w:sz w:val="20"/>
+                <w:szCs w:val="20"/>
+              </w:rPr>
+              <w:br/>
+              <w:t xml:space="preserve"/>
+            </w:r>
+            <w:r>
+              <w:rPr>
+                <w:rFonts w:ascii="Arial" w:cs="Arial" w:eastAsia="Arial" w:hAnsi="Arial"/>
+                <w:b/>
+                <w:bCs/>
+                <w:i/>
+                <w:iCs/>
+                <w:color w:val="555555"/>
+                <w:sz w:val="20"/>
+                <w:szCs w:val="20"/>
+              </w:rPr>
+              <w:t xml:space="preserve">→ Live Demo — </w:t>
+            </w:r>
+            <w:r>
+              <w:rPr>
+                <w:rFonts w:ascii="Arial" w:cs="Arial" w:eastAsia="Arial" w:hAnsi="Arial"/>
+                <w:b w:val="false"/>
+                <w:bCs w:val="false"/>
+                <w:i/>
+                <w:iCs/>
+                <w:color w:val="555555"/>
+                <w:sz w:val="20"/>
+                <w:szCs w:val="20"/>
+              </w:rPr>
+              <w:t xml:space="preserve">type examples as students follow along in their own editor.</w:t>
+            </w:r>
+            <w:r>
+              <w:rPr>
+                <w:rFonts w:ascii="Arial" w:cs="Arial" w:eastAsia="Arial" w:hAnsi="Arial"/>
+                <w:sz w:val="20"/>
+                <w:szCs w:val="20"/>
+              </w:rPr>
+              <w:br/>
+              <w:t xml:space="preserve"/>
+            </w:r>
+            <w:r>
+              <w:rPr>
+                <w:rFonts w:ascii="Arial" w:cs="Arial" w:eastAsia="Arial" w:hAnsi="Arial"/>
+                <w:b/>
+                <w:bCs/>
+                <w:i/>
+                <w:iCs/>
+                <w:color w:val="555555"/>
+                <w:sz w:val="20"/>
+                <w:szCs w:val="20"/>
+              </w:rPr>
+              <w:t xml:space="preserve">→ Check for Understanding: </w:t>
+            </w:r>
+            <w:r>
+              <w:rPr>
+                <w:rFonts w:ascii="Arial" w:cs="Arial" w:eastAsia="Arial" w:hAnsi="Arial"/>
+                <w:b w:val="false"/>
+                <w:bCs w:val="false"/>
+                <w:i/>
+                <w:iCs/>
+                <w:color w:val="555555"/>
+                <w:sz w:val="20"/>
+                <w:szCs w:val="20"/>
+              </w:rPr>
+              <w:t xml:space="preserve">pause and cold-call: “Can someone explain what we just did in their own words?”</w:t>
             </w:r>
           </w:p>
         </w:tc>
@@ -377,9 +933,9 @@
               <w:right w:val="single" w:color="CCCCCC" w:sz="1"/>
             </w:tcBorders>
             <w:tcMar>
-              <w:top w:type="dxa" w:w="60"/>
+              <w:top w:type="dxa" w:w="80"/>
               <w:left w:type="dxa" w:w="120"/>
-              <w:bottom w:type="dxa" w:w="60"/>
+              <w:bottom w:type="dxa" w:w="80"/>
               <w:right w:type="dxa" w:w="120"/>
             </w:tcMar>
           </w:tcPr>
@@ -406,20 +962,90 @@
               <w:right w:val="single" w:color="CCCCCC" w:sz="1"/>
             </w:tcBorders>
             <w:tcMar>
-              <w:top w:type="dxa" w:w="60"/>
+              <w:top w:type="dxa" w:w="80"/>
               <w:left w:type="dxa" w:w="120"/>
-              <w:bottom w:type="dxa" w:w="60"/>
+              <w:bottom w:type="dxa" w:w="80"/>
               <w:right w:type="dxa" w:w="120"/>
             </w:tcMar>
           </w:tcPr>
           <w:p>
-            <w:r>
-              <w:rPr>
-                <w:rFonts w:ascii="Arial" w:cs="Arial" w:eastAsia="Arial" w:hAnsi="Arial"/>
-                <w:sz w:val="20"/>
-                <w:szCs w:val="20"/>
+            <w:pPr>
+              <w:spacing w:after="80" w:before="80"/>
+            </w:pPr>
+            <w:r>
+              <w:rPr>
+                <w:rFonts w:ascii="Arial" w:cs="Arial" w:eastAsia="Arial" w:hAnsi="Arial"/>
+                <w:b/>
+                <w:bCs/>
+                <w:i w:val="false"/>
+                <w:iCs w:val="false"/>
+                <w:color w:val="000000"/>
+                <w:sz w:val="22"/>
+                <w:szCs w:val="22"/>
               </w:rPr>
               <w:t xml:space="preserve">Guided Practice</w:t>
+            </w:r>
+            <w:r>
+              <w:rPr>
+                <w:rFonts w:ascii="Arial" w:cs="Arial" w:eastAsia="Arial" w:hAnsi="Arial"/>
+                <w:sz w:val="20"/>
+                <w:szCs w:val="20"/>
+              </w:rPr>
+              <w:br/>
+              <w:t xml:space="preserve"/>
+            </w:r>
+            <w:r>
+              <w:rPr>
+                <w:rFonts w:ascii="Arial" w:cs="Arial" w:eastAsia="Arial" w:hAnsi="Arial"/>
+                <w:sz w:val="20"/>
+                <w:szCs w:val="20"/>
+              </w:rPr>
+              <w:br/>
+              <w:t xml:space="preserve"/>
+            </w:r>
+            <w:r>
+              <w:rPr>
+                <w:rFonts w:ascii="Arial" w:cs="Arial" w:eastAsia="Arial" w:hAnsi="Arial"/>
+                <w:b w:val="false"/>
+                <w:bCs w:val="false"/>
+                <w:i w:val="false"/>
+                <w:iCs w:val="false"/>
+                <w:color w:val="000000"/>
+                <w:sz w:val="20"/>
+                <w:szCs w:val="20"/>
+              </w:rPr>
+              <w:t xml:space="preserve">Create a CSV file with columns: product,quantity,price_per_unit. Write a program that reads this file and calculates the total inventory value.</w:t>
+            </w:r>
+            <w:r>
+              <w:rPr>
+                <w:rFonts w:ascii="Arial" w:cs="Arial" w:eastAsia="Arial" w:hAnsi="Arial"/>
+                <w:sz w:val="20"/>
+                <w:szCs w:val="20"/>
+              </w:rPr>
+              <w:br/>
+              <w:t xml:space="preserve"/>
+            </w:r>
+            <w:r>
+              <w:rPr>
+                <w:rFonts w:ascii="Arial" w:cs="Arial" w:eastAsia="Arial" w:hAnsi="Arial"/>
+                <w:sz w:val="20"/>
+                <w:szCs w:val="20"/>
+              </w:rPr>
+              <w:br/>
+              <w:t xml:space="preserve"/>
+            </w:r>
+            <w:r>
+              <w:rPr>
+                <w:rFonts w:ascii="Arial" w:cs="Arial" w:eastAsia="Arial" w:hAnsi="Arial"/>
+                <w:b w:val="false"/>
+                <w:bCs w:val="false"/>
+                <w:i/>
+                <w:iCs/>
+                <w:color w:val="555555"/>
+                <w:sz w:val="20"/>
+                <w:szCs w:val="20"/>
+              </w:rPr>
+              <w:t xml:space="preserve">→ Teacher models — students try alongside, then compare results.</w:t>
             </w:r>
           </w:p>
         </w:tc>
@@ -435,9 +1061,9 @@
               <w:right w:val="single" w:color="CCCCCC" w:sz="1"/>
             </w:tcBorders>
             <w:tcMar>
-              <w:top w:type="dxa" w:w="60"/>
+              <w:top w:type="dxa" w:w="80"/>
               <w:left w:type="dxa" w:w="120"/>
-              <w:bottom w:type="dxa" w:w="60"/>
+              <w:bottom w:type="dxa" w:w="80"/>
               <w:right w:type="dxa" w:w="120"/>
             </w:tcMar>
           </w:tcPr>
@@ -450,7 +1076,7 @@
                 <w:sz w:val="20"/>
                 <w:szCs w:val="20"/>
               </w:rPr>
-              <w:t xml:space="preserve">15-20 min</w:t>
+              <w:t xml:space="preserve">15–20 min</w:t>
             </w:r>
           </w:p>
         </w:tc>
@@ -464,20 +1090,164 @@
               <w:right w:val="single" w:color="CCCCCC" w:sz="1"/>
             </w:tcBorders>
             <w:tcMar>
-              <w:top w:type="dxa" w:w="60"/>
+              <w:top w:type="dxa" w:w="80"/>
               <w:left w:type="dxa" w:w="120"/>
-              <w:bottom w:type="dxa" w:w="60"/>
+              <w:bottom w:type="dxa" w:w="80"/>
               <w:right w:type="dxa" w:w="120"/>
             </w:tcMar>
           </w:tcPr>
           <w:p>
-            <w:r>
-              <w:rPr>
-                <w:rFonts w:ascii="Arial" w:cs="Arial" w:eastAsia="Arial" w:hAnsi="Arial"/>
-                <w:sz w:val="20"/>
-                <w:szCs w:val="20"/>
+            <w:pPr>
+              <w:spacing w:after="80" w:before="80"/>
+            </w:pPr>
+            <w:r>
+              <w:rPr>
+                <w:rFonts w:ascii="Arial" w:cs="Arial" w:eastAsia="Arial" w:hAnsi="Arial"/>
+                <w:b/>
+                <w:bCs/>
+                <w:i w:val="false"/>
+                <w:iCs w:val="false"/>
+                <w:color w:val="000000"/>
+                <w:sz w:val="22"/>
+                <w:szCs w:val="22"/>
               </w:rPr>
               <w:t xml:space="preserve">Independent Practice / Code Along</w:t>
+            </w:r>
+            <w:r>
+              <w:rPr>
+                <w:rFonts w:ascii="Arial" w:cs="Arial" w:eastAsia="Arial" w:hAnsi="Arial"/>
+                <w:sz w:val="20"/>
+                <w:szCs w:val="20"/>
+              </w:rPr>
+              <w:br/>
+              <w:t xml:space="preserve"/>
+            </w:r>
+            <w:r>
+              <w:rPr>
+                <w:rFonts w:ascii="Arial" w:cs="Arial" w:eastAsia="Arial" w:hAnsi="Arial"/>
+                <w:b/>
+                <w:bCs/>
+                <w:i w:val="false"/>
+                <w:iCs w:val="false"/>
+                <w:color w:val="000000"/>
+                <w:sz w:val="20"/>
+                <w:szCs w:val="20"/>
+              </w:rPr>
+              <w:t xml:space="preserve">    Beginner: </w:t>
+            </w:r>
+            <w:r>
+              <w:rPr>
+                <w:rFonts w:ascii="Arial" w:cs="Arial" w:eastAsia="Arial" w:hAnsi="Arial"/>
+                <w:b w:val="false"/>
+                <w:bCs w:val="false"/>
+                <w:i w:val="false"/>
+                <w:iCs w:val="false"/>
+                <w:color w:val="000000"/>
+                <w:sz w:val="20"/>
+                <w:szCs w:val="20"/>
+              </w:rPr>
+              <w:t xml:space="preserve">Write a program that reads a file where each line is name score, and prints the names of students who scored above 80.</w:t>
+            </w:r>
+            <w:r>
+              <w:rPr>
+                <w:rFonts w:ascii="Arial" w:cs="Arial" w:eastAsia="Arial" w:hAnsi="Arial"/>
+                <w:sz w:val="20"/>
+                <w:szCs w:val="20"/>
+              </w:rPr>
+              <w:br/>
+              <w:t xml:space="preserve"/>
+            </w:r>
+            <w:r>
+              <w:rPr>
+                <w:rFonts w:ascii="Arial" w:cs="Arial" w:eastAsia="Arial" w:hAnsi="Arial"/>
+                <w:b/>
+                <w:bCs/>
+                <w:i w:val="false"/>
+                <w:iCs w:val="false"/>
+                <w:color w:val="000000"/>
+                <w:sz w:val="20"/>
+                <w:szCs w:val="20"/>
+              </w:rPr>
+              <w:t xml:space="preserve">    Intermediate: </w:t>
+            </w:r>
+            <w:r>
+              <w:rPr>
+                <w:rFonts w:ascii="Arial" w:cs="Arial" w:eastAsia="Arial" w:hAnsi="Arial"/>
+                <w:b w:val="false"/>
+                <w:bCs w:val="false"/>
+                <w:i w:val="false"/>
+                <w:iCs w:val="false"/>
+                <w:color w:val="000000"/>
+                <w:sz w:val="20"/>
+                <w:szCs w:val="20"/>
+              </w:rPr>
+              <w:t xml:space="preserve">Write a program that reads a CSV file with date,amount,description and calculates total income.</w:t>
+            </w:r>
+            <w:r>
+              <w:rPr>
+                <w:rFonts w:ascii="Arial" w:cs="Arial" w:eastAsia="Arial" w:hAnsi="Arial"/>
+                <w:sz w:val="20"/>
+                <w:szCs w:val="20"/>
+              </w:rPr>
+              <w:br/>
+              <w:t xml:space="preserve"/>
+            </w:r>
+            <w:r>
+              <w:rPr>
+                <w:rFonts w:ascii="Arial" w:cs="Arial" w:eastAsia="Arial" w:hAnsi="Arial"/>
+                <w:b/>
+                <w:bCs/>
+                <w:i w:val="false"/>
+                <w:iCs w:val="false"/>
+                <w:color w:val="000000"/>
+                <w:sz w:val="20"/>
+                <w:szCs w:val="20"/>
+              </w:rPr>
+              <w:t xml:space="preserve">    Challenge: </w:t>
+            </w:r>
+            <w:r>
+              <w:rPr>
+                <w:rFonts w:ascii="Arial" w:cs="Arial" w:eastAsia="Arial" w:hAnsi="Arial"/>
+                <w:b w:val="false"/>
+                <w:bCs w:val="false"/>
+                <w:i w:val="false"/>
+                <w:iCs w:val="false"/>
+                <w:color w:val="000000"/>
+                <w:sz w:val="20"/>
+                <w:szCs w:val="20"/>
+              </w:rPr>
+              <w:t xml:space="preserve">Write a program that reads a CSV with student data and calculates statistics: average grade, highest score, number of students, etc. ---…</w:t>
+            </w:r>
+            <w:r>
+              <w:rPr>
+                <w:rFonts w:ascii="Arial" w:cs="Arial" w:eastAsia="Arial" w:hAnsi="Arial"/>
+                <w:sz w:val="20"/>
+                <w:szCs w:val="20"/>
+              </w:rPr>
+              <w:br/>
+              <w:t xml:space="preserve"/>
+            </w:r>
+            <w:r>
+              <w:rPr>
+                <w:rFonts w:ascii="Arial" w:cs="Arial" w:eastAsia="Arial" w:hAnsi="Arial"/>
+                <w:sz w:val="20"/>
+                <w:szCs w:val="20"/>
+              </w:rPr>
+              <w:br/>
+              <w:t xml:space="preserve"/>
+            </w:r>
+            <w:r>
+              <w:rPr>
+                <w:rFonts w:ascii="Arial" w:cs="Arial" w:eastAsia="Arial" w:hAnsi="Arial"/>
+                <w:b w:val="false"/>
+                <w:bCs w:val="false"/>
+                <w:i/>
+                <w:iCs/>
+                <w:color w:val="555555"/>
+                <w:sz w:val="20"/>
+                <w:szCs w:val="20"/>
+              </w:rPr>
+              <w:t xml:space="preserve">→ Teacher circulates — offer hints, check for understanding.</w:t>
             </w:r>
           </w:p>
         </w:tc>
@@ -493,9 +1263,9 @@
               <w:right w:val="single" w:color="CCCCCC" w:sz="1"/>
             </w:tcBorders>
             <w:tcMar>
-              <w:top w:type="dxa" w:w="60"/>
+              <w:top w:type="dxa" w:w="80"/>
               <w:left w:type="dxa" w:w="120"/>
-              <w:bottom w:type="dxa" w:w="60"/>
+              <w:bottom w:type="dxa" w:w="80"/>
               <w:right w:type="dxa" w:w="120"/>
             </w:tcMar>
           </w:tcPr>
@@ -522,20 +1292,90 @@
               <w:right w:val="single" w:color="CCCCCC" w:sz="1"/>
             </w:tcBorders>
             <w:tcMar>
-              <w:top w:type="dxa" w:w="60"/>
+              <w:top w:type="dxa" w:w="80"/>
               <w:left w:type="dxa" w:w="120"/>
-              <w:bottom w:type="dxa" w:w="60"/>
+              <w:bottom w:type="dxa" w:w="80"/>
               <w:right w:type="dxa" w:w="120"/>
             </w:tcMar>
           </w:tcPr>
           <w:p>
-            <w:r>
-              <w:rPr>
-                <w:rFonts w:ascii="Arial" w:cs="Arial" w:eastAsia="Arial" w:hAnsi="Arial"/>
-                <w:sz w:val="20"/>
-                <w:szCs w:val="20"/>
+            <w:pPr>
+              <w:spacing w:after="80" w:before="80"/>
+            </w:pPr>
+            <w:r>
+              <w:rPr>
+                <w:rFonts w:ascii="Arial" w:cs="Arial" w:eastAsia="Arial" w:hAnsi="Arial"/>
+                <w:b/>
+                <w:bCs/>
+                <w:i w:val="false"/>
+                <w:iCs w:val="false"/>
+                <w:color w:val="000000"/>
+                <w:sz w:val="22"/>
+                <w:szCs w:val="22"/>
               </w:rPr>
               <w:t xml:space="preserve">Exit Ticket / Wrap-Up</w:t>
+            </w:r>
+            <w:r>
+              <w:rPr>
+                <w:rFonts w:ascii="Arial" w:cs="Arial" w:eastAsia="Arial" w:hAnsi="Arial"/>
+                <w:sz w:val="20"/>
+                <w:szCs w:val="20"/>
+              </w:rPr>
+              <w:br/>
+              <w:t xml:space="preserve"/>
+            </w:r>
+            <w:r>
+              <w:rPr>
+                <w:rFonts w:ascii="Arial" w:cs="Arial" w:eastAsia="Arial" w:hAnsi="Arial"/>
+                <w:sz w:val="20"/>
+                <w:szCs w:val="20"/>
+              </w:rPr>
+              <w:br/>
+              <w:t xml:space="preserve"/>
+            </w:r>
+            <w:r>
+              <w:rPr>
+                <w:rFonts w:ascii="Arial" w:cs="Arial" w:eastAsia="Arial" w:hAnsi="Arial"/>
+                <w:b w:val="false"/>
+                <w:bCs w:val="false"/>
+                <w:i w:val="false"/>
+                <w:iCs w:val="false"/>
+                <w:color w:val="000000"/>
+                <w:sz w:val="20"/>
+                <w:szCs w:val="20"/>
+              </w:rPr>
+              <w:t xml:space="preserve">Quick Check: Process file data, including splitting lines and parsing CSV-style data?</w:t>
+            </w:r>
+            <w:r>
+              <w:rPr>
+                <w:rFonts w:ascii="Arial" w:cs="Arial" w:eastAsia="Arial" w:hAnsi="Arial"/>
+                <w:sz w:val="20"/>
+                <w:szCs w:val="20"/>
+              </w:rPr>
+              <w:br/>
+              <w:t xml:space="preserve"/>
+            </w:r>
+            <w:r>
+              <w:rPr>
+                <w:rFonts w:ascii="Arial" w:cs="Arial" w:eastAsia="Arial" w:hAnsi="Arial"/>
+                <w:sz w:val="20"/>
+                <w:szCs w:val="20"/>
+              </w:rPr>
+              <w:br/>
+              <w:t xml:space="preserve"/>
+            </w:r>
+            <w:r>
+              <w:rPr>
+                <w:rFonts w:ascii="Arial" w:cs="Arial" w:eastAsia="Arial" w:hAnsi="Arial"/>
+                <w:b w:val="false"/>
+                <w:bCs w:val="false"/>
+                <w:i/>
+                <w:iCs/>
+                <w:color w:val="555555"/>
+                <w:sz w:val="20"/>
+                <w:szCs w:val="20"/>
+              </w:rPr>
+              <w:t xml:space="preserve">→ 3–2–1: Name 3 things learned, 2 new vocab words, 1 question you still have.</w:t>
             </w:r>
           </w:p>
         </w:tc>
@@ -746,59 +1586,59 @@
                 <w:sz w:val="18"/>
                 <w:szCs w:val="18"/>
               </w:rPr>
-              <w:t xml:space="preserve"># Example 1: CSV file with student data</w:t>
-            </w:r>
-          </w:p>
-          <w:p>
-            <w:pPr>
-              <w:spacing w:after="20"/>
-            </w:pPr>
-            <w:r>
-              <w:rPr>
-                <w:rFonts w:ascii="Courier New" w:cs="Courier New" w:eastAsia="Courier New" w:hAnsi="Courier New"/>
-                <w:sz w:val="18"/>
-                <w:szCs w:val="18"/>
-              </w:rPr>
-              <w:t xml:space="preserve"># File contents: name,age,grade</w:t>
-            </w:r>
-          </w:p>
-          <w:p>
-            <w:pPr>
-              <w:spacing w:after="20"/>
-            </w:pPr>
-            <w:r>
-              <w:rPr>
-                <w:rFonts w:ascii="Courier New" w:cs="Courier New" w:eastAsia="Courier New" w:hAnsi="Courier New"/>
-                <w:sz w:val="18"/>
-                <w:szCs w:val="18"/>
-              </w:rPr>
-              <w:t xml:space="preserve"># Alex,17,A</w:t>
-            </w:r>
-          </w:p>
-          <w:p>
-            <w:pPr>
-              <w:spacing w:after="20"/>
-            </w:pPr>
-            <w:r>
-              <w:rPr>
-                <w:rFonts w:ascii="Courier New" w:cs="Courier New" w:eastAsia="Courier New" w:hAnsi="Courier New"/>
-                <w:sz w:val="18"/>
-                <w:szCs w:val="18"/>
-              </w:rPr>
-              <w:t xml:space="preserve"># Bob,16,B</w:t>
-            </w:r>
-          </w:p>
-          <w:p>
-            <w:pPr>
-              <w:spacing w:after="20"/>
-            </w:pPr>
-            <w:r>
-              <w:rPr>
-                <w:rFonts w:ascii="Courier New" w:cs="Courier New" w:eastAsia="Courier New" w:hAnsi="Courier New"/>
-                <w:sz w:val="18"/>
-                <w:szCs w:val="18"/>
-              </w:rPr>
-              <w:t xml:space="preserve"># Carol,17,A+</w:t>
+              <w:t xml:space="preserve">with open("students.csv", "r") as file:</w:t>
+            </w:r>
+          </w:p>
+          <w:p>
+            <w:pPr>
+              <w:spacing w:after="20"/>
+            </w:pPr>
+            <w:r>
+              <w:rPr>
+                <w:rFonts w:ascii="Courier New" w:cs="Courier New" w:eastAsia="Courier New" w:hAnsi="Courier New"/>
+                <w:sz w:val="18"/>
+                <w:szCs w:val="18"/>
+              </w:rPr>
+              <w:t xml:space="preserve">    for line in file:</w:t>
+            </w:r>
+          </w:p>
+          <w:p>
+            <w:pPr>
+              <w:spacing w:after="20"/>
+            </w:pPr>
+            <w:r>
+              <w:rPr>
+                <w:rFonts w:ascii="Courier New" w:cs="Courier New" w:eastAsia="Courier New" w:hAnsi="Courier New"/>
+                <w:sz w:val="18"/>
+                <w:szCs w:val="18"/>
+              </w:rPr>
+              <w:t xml:space="preserve">        parts = line.strip().split(",")</w:t>
+            </w:r>
+          </w:p>
+          <w:p>
+            <w:pPr>
+              <w:spacing w:after="20"/>
+            </w:pPr>
+            <w:r>
+              <w:rPr>
+                <w:rFonts w:ascii="Courier New" w:cs="Courier New" w:eastAsia="Courier New" w:hAnsi="Courier New"/>
+                <w:sz w:val="18"/>
+                <w:szCs w:val="18"/>
+              </w:rPr>
+              <w:t xml:space="preserve">        name, age, grade = parts</w:t>
+            </w:r>
+          </w:p>
+          <w:p>
+            <w:pPr>
+              <w:spacing w:after="20"/>
+            </w:pPr>
+            <w:r>
+              <w:rPr>
+                <w:rFonts w:ascii="Courier New" w:cs="Courier New" w:eastAsia="Courier New" w:hAnsi="Courier New"/>
+                <w:sz w:val="18"/>
+                <w:szCs w:val="18"/>
+              </w:rPr>
+              <w:t xml:space="preserve">        print(f"{name} ({age}) got {grade}")</w:t>
             </w:r>
           </w:p>
           <w:p>
@@ -824,6 +1664,32 @@
                 <w:sz w:val="18"/>
                 <w:szCs w:val="18"/>
               </w:rPr>
+              <w:t xml:space="preserve"> </w:t>
+            </w:r>
+          </w:p>
+          <w:p>
+            <w:pPr>
+              <w:spacing w:after="20"/>
+            </w:pPr>
+            <w:r>
+              <w:rPr>
+                <w:rFonts w:ascii="Courier New" w:cs="Courier New" w:eastAsia="Courier New" w:hAnsi="Courier New"/>
+                <w:sz w:val="18"/>
+                <w:szCs w:val="18"/>
+              </w:rPr>
+              <w:t xml:space="preserve">students = []</w:t>
+            </w:r>
+          </w:p>
+          <w:p>
+            <w:pPr>
+              <w:spacing w:after="20"/>
+            </w:pPr>
+            <w:r>
+              <w:rPr>
+                <w:rFonts w:ascii="Courier New" w:cs="Courier New" w:eastAsia="Courier New" w:hAnsi="Courier New"/>
+                <w:sz w:val="18"/>
+                <w:szCs w:val="18"/>
+              </w:rPr>
               <w:t xml:space="preserve">with open("students.csv", "r") as file:</w:t>
             </w:r>
           </w:p>
@@ -863,20 +1729,72 @@
                 <w:sz w:val="18"/>
                 <w:szCs w:val="18"/>
               </w:rPr>
-              <w:t xml:space="preserve">        name, age, grade = parts</w:t>
-            </w:r>
-          </w:p>
-          <w:p>
-            <w:pPr>
-              <w:spacing w:after="20"/>
-            </w:pPr>
-            <w:r>
-              <w:rPr>
-                <w:rFonts w:ascii="Courier New" w:cs="Courier New" w:eastAsia="Courier New" w:hAnsi="Courier New"/>
-                <w:sz w:val="18"/>
-                <w:szCs w:val="18"/>
-              </w:rPr>
-              <w:t xml:space="preserve">        print(f"{name} ({age}) got {grade}")</w:t>
+              <w:t xml:space="preserve">        student = {</w:t>
+            </w:r>
+          </w:p>
+          <w:p>
+            <w:pPr>
+              <w:spacing w:after="20"/>
+            </w:pPr>
+            <w:r>
+              <w:rPr>
+                <w:rFonts w:ascii="Courier New" w:cs="Courier New" w:eastAsia="Courier New" w:hAnsi="Courier New"/>
+                <w:sz w:val="18"/>
+                <w:szCs w:val="18"/>
+              </w:rPr>
+              <w:t xml:space="preserve">            "name": parts[0],</w:t>
+            </w:r>
+          </w:p>
+          <w:p>
+            <w:pPr>
+              <w:spacing w:after="20"/>
+            </w:pPr>
+            <w:r>
+              <w:rPr>
+                <w:rFonts w:ascii="Courier New" w:cs="Courier New" w:eastAsia="Courier New" w:hAnsi="Courier New"/>
+                <w:sz w:val="18"/>
+                <w:szCs w:val="18"/>
+              </w:rPr>
+              <w:t xml:space="preserve">            "age": int(parts[1]),</w:t>
+            </w:r>
+          </w:p>
+          <w:p>
+            <w:pPr>
+              <w:spacing w:after="20"/>
+            </w:pPr>
+            <w:r>
+              <w:rPr>
+                <w:rFonts w:ascii="Courier New" w:cs="Courier New" w:eastAsia="Courier New" w:hAnsi="Courier New"/>
+                <w:sz w:val="18"/>
+                <w:szCs w:val="18"/>
+              </w:rPr>
+              <w:t xml:space="preserve">            "grade": parts[2]</w:t>
+            </w:r>
+          </w:p>
+          <w:p>
+            <w:pPr>
+              <w:spacing w:after="20"/>
+            </w:pPr>
+            <w:r>
+              <w:rPr>
+                <w:rFonts w:ascii="Courier New" w:cs="Courier New" w:eastAsia="Courier New" w:hAnsi="Courier New"/>
+                <w:sz w:val="18"/>
+                <w:szCs w:val="18"/>
+              </w:rPr>
+              <w:t xml:space="preserve">        }</w:t>
+            </w:r>
+          </w:p>
+          <w:p>
+            <w:pPr>
+              <w:spacing w:after="20"/>
+            </w:pPr>
+            <w:r>
+              <w:rPr>
+                <w:rFonts w:ascii="Courier New" w:cs="Courier New" w:eastAsia="Courier New" w:hAnsi="Courier New"/>
+                <w:sz w:val="18"/>
+                <w:szCs w:val="18"/>
+              </w:rPr>
+              <w:t xml:space="preserve">        students.append(student)</w:t>
             </w:r>
           </w:p>
           <w:p>
@@ -902,149 +1820,6 @@
                 <w:sz w:val="18"/>
                 <w:szCs w:val="18"/>
               </w:rPr>
-              <w:t xml:space="preserve"># Example 2: Parse data and store in list of dictionaries</w:t>
-            </w:r>
-          </w:p>
-          <w:p>
-            <w:pPr>
-              <w:spacing w:after="20"/>
-            </w:pPr>
-            <w:r>
-              <w:rPr>
-                <w:rFonts w:ascii="Courier New" w:cs="Courier New" w:eastAsia="Courier New" w:hAnsi="Courier New"/>
-                <w:sz w:val="18"/>
-                <w:szCs w:val="18"/>
-              </w:rPr>
-              <w:t xml:space="preserve">students = []</w:t>
-            </w:r>
-          </w:p>
-          <w:p>
-            <w:pPr>
-              <w:spacing w:after="20"/>
-            </w:pPr>
-            <w:r>
-              <w:rPr>
-                <w:rFonts w:ascii="Courier New" w:cs="Courier New" w:eastAsia="Courier New" w:hAnsi="Courier New"/>
-                <w:sz w:val="18"/>
-                <w:szCs w:val="18"/>
-              </w:rPr>
-              <w:t xml:space="preserve">with open("students.csv", "r") as file:</w:t>
-            </w:r>
-          </w:p>
-          <w:p>
-            <w:pPr>
-              <w:spacing w:after="20"/>
-            </w:pPr>
-            <w:r>
-              <w:rPr>
-                <w:rFonts w:ascii="Courier New" w:cs="Courier New" w:eastAsia="Courier New" w:hAnsi="Courier New"/>
-                <w:sz w:val="18"/>
-                <w:szCs w:val="18"/>
-              </w:rPr>
-              <w:t xml:space="preserve">    for line in file:</w:t>
-            </w:r>
-          </w:p>
-          <w:p>
-            <w:pPr>
-              <w:spacing w:after="20"/>
-            </w:pPr>
-            <w:r>
-              <w:rPr>
-                <w:rFonts w:ascii="Courier New" w:cs="Courier New" w:eastAsia="Courier New" w:hAnsi="Courier New"/>
-                <w:sz w:val="18"/>
-                <w:szCs w:val="18"/>
-              </w:rPr>
-              <w:t xml:space="preserve">        parts = line.strip().split(",")</w:t>
-            </w:r>
-          </w:p>
-          <w:p>
-            <w:pPr>
-              <w:spacing w:after="20"/>
-            </w:pPr>
-            <w:r>
-              <w:rPr>
-                <w:rFonts w:ascii="Courier New" w:cs="Courier New" w:eastAsia="Courier New" w:hAnsi="Courier New"/>
-                <w:sz w:val="18"/>
-                <w:szCs w:val="18"/>
-              </w:rPr>
-              <w:t xml:space="preserve">        student = {</w:t>
-            </w:r>
-          </w:p>
-          <w:p>
-            <w:pPr>
-              <w:spacing w:after="20"/>
-            </w:pPr>
-            <w:r>
-              <w:rPr>
-                <w:rFonts w:ascii="Courier New" w:cs="Courier New" w:eastAsia="Courier New" w:hAnsi="Courier New"/>
-                <w:sz w:val="18"/>
-                <w:szCs w:val="18"/>
-              </w:rPr>
-              <w:t xml:space="preserve">            "name": parts[0],</w:t>
-            </w:r>
-          </w:p>
-          <w:p>
-            <w:pPr>
-              <w:spacing w:after="20"/>
-            </w:pPr>
-            <w:r>
-              <w:rPr>
-                <w:rFonts w:ascii="Courier New" w:cs="Courier New" w:eastAsia="Courier New" w:hAnsi="Courier New"/>
-                <w:sz w:val="18"/>
-                <w:szCs w:val="18"/>
-              </w:rPr>
-              <w:t xml:space="preserve">            "age": int(parts[1]),</w:t>
-            </w:r>
-          </w:p>
-          <w:p>
-            <w:pPr>
-              <w:spacing w:after="20"/>
-            </w:pPr>
-            <w:r>
-              <w:rPr>
-                <w:rFonts w:ascii="Courier New" w:cs="Courier New" w:eastAsia="Courier New" w:hAnsi="Courier New"/>
-                <w:sz w:val="18"/>
-                <w:szCs w:val="18"/>
-              </w:rPr>
-              <w:t xml:space="preserve">            "grade": parts[2]</w:t>
-            </w:r>
-          </w:p>
-          <w:p>
-            <w:pPr>
-              <w:spacing w:after="20"/>
-            </w:pPr>
-            <w:r>
-              <w:rPr>
-                <w:rFonts w:ascii="Courier New" w:cs="Courier New" w:eastAsia="Courier New" w:hAnsi="Courier New"/>
-                <w:sz w:val="18"/>
-                <w:szCs w:val="18"/>
-              </w:rPr>
-              <w:t xml:space="preserve">        }</w:t>
-            </w:r>
-          </w:p>
-          <w:p>
-            <w:pPr>
-              <w:spacing w:after="20"/>
-            </w:pPr>
-            <w:r>
-              <w:rPr>
-                <w:rFonts w:ascii="Courier New" w:cs="Courier New" w:eastAsia="Courier New" w:hAnsi="Courier New"/>
-                <w:sz w:val="18"/>
-                <w:szCs w:val="18"/>
-              </w:rPr>
-              <w:t xml:space="preserve">        students.append(student)</w:t>
-            </w:r>
-          </w:p>
-          <w:p>
-            <w:pPr>
-              <w:spacing w:after="20"/>
-            </w:pPr>
-            <w:r>
-              <w:rPr>
-                <w:rFonts w:ascii="Courier New" w:cs="Courier New" w:eastAsia="Courier New" w:hAnsi="Courier New"/>
-                <w:sz w:val="18"/>
-                <w:szCs w:val="18"/>
-              </w:rPr>
               <w:t xml:space="preserve"> </w:t>
             </w:r>
           </w:p>
@@ -1058,19 +1833,6 @@
                 <w:sz w:val="18"/>
                 <w:szCs w:val="18"/>
               </w:rPr>
-              <w:t xml:space="preserve"># Now we can process the data</w:t>
-            </w:r>
-          </w:p>
-          <w:p>
-            <w:pPr>
-              <w:spacing w:after="20"/>
-            </w:pPr>
-            <w:r>
-              <w:rPr>
-                <w:rFonts w:ascii="Courier New" w:cs="Courier New" w:eastAsia="Courier New" w:hAnsi="Courier New"/>
-                <w:sz w:val="18"/>
-                <w:szCs w:val="18"/>
-              </w:rPr>
               <w:t xml:space="preserve">for student in students:</w:t>
             </w:r>
           </w:p>
@@ -1110,59 +1872,59 @@
                 <w:sz w:val="18"/>
                 <w:szCs w:val="18"/>
               </w:rPr>
-              <w:t xml:space="preserve"># Example 3: Processing space-separated data</w:t>
-            </w:r>
-          </w:p>
-          <w:p>
-            <w:pPr>
-              <w:spacing w:after="20"/>
-            </w:pPr>
-            <w:r>
-              <w:rPr>
-                <w:rFonts w:ascii="Courier New" w:cs="Courier New" w:eastAsia="Courier New" w:hAnsi="Courier New"/>
-                <w:sz w:val="18"/>
-                <w:szCs w:val="18"/>
-              </w:rPr>
-              <w:t xml:space="preserve"># File contents:</w:t>
-            </w:r>
-          </w:p>
-          <w:p>
-            <w:pPr>
-              <w:spacing w:after="20"/>
-            </w:pPr>
-            <w:r>
-              <w:rPr>
-                <w:rFonts w:ascii="Courier New" w:cs="Courier New" w:eastAsia="Courier New" w:hAnsi="Courier New"/>
-                <w:sz w:val="18"/>
-                <w:szCs w:val="18"/>
-              </w:rPr>
-              <w:t xml:space="preserve"># apple 0.50</w:t>
-            </w:r>
-          </w:p>
-          <w:p>
-            <w:pPr>
-              <w:spacing w:after="20"/>
-            </w:pPr>
-            <w:r>
-              <w:rPr>
-                <w:rFonts w:ascii="Courier New" w:cs="Courier New" w:eastAsia="Courier New" w:hAnsi="Courier New"/>
-                <w:sz w:val="18"/>
-                <w:szCs w:val="18"/>
-              </w:rPr>
-              <w:t xml:space="preserve"># banana 0.75</w:t>
-            </w:r>
-          </w:p>
-          <w:p>
-            <w:pPr>
-              <w:spacing w:after="20"/>
-            </w:pPr>
-            <w:r>
-              <w:rPr>
-                <w:rFonts w:ascii="Courier New" w:cs="Courier New" w:eastAsia="Courier New" w:hAnsi="Courier New"/>
-                <w:sz w:val="18"/>
-                <w:szCs w:val="18"/>
-              </w:rPr>
-              <w:t xml:space="preserve"># cherry 1.25</w:t>
+              <w:t xml:space="preserve"> </w:t>
+            </w:r>
+          </w:p>
+          <w:p>
+            <w:pPr>
+              <w:spacing w:after="20"/>
+            </w:pPr>
+            <w:r>
+              <w:rPr>
+                <w:rFonts w:ascii="Courier New" w:cs="Courier New" w:eastAsia="Courier New" w:hAnsi="Courier New"/>
+                <w:sz w:val="18"/>
+                <w:szCs w:val="18"/>
+              </w:rPr>
+              <w:t xml:space="preserve"> </w:t>
+            </w:r>
+          </w:p>
+          <w:p>
+            <w:pPr>
+              <w:spacing w:after="20"/>
+            </w:pPr>
+            <w:r>
+              <w:rPr>
+                <w:rFonts w:ascii="Courier New" w:cs="Courier New" w:eastAsia="Courier New" w:hAnsi="Courier New"/>
+                <w:sz w:val="18"/>
+                <w:szCs w:val="18"/>
+              </w:rPr>
+              <w:t xml:space="preserve"> </w:t>
+            </w:r>
+          </w:p>
+          <w:p>
+            <w:pPr>
+              <w:spacing w:after="20"/>
+            </w:pPr>
+            <w:r>
+              <w:rPr>
+                <w:rFonts w:ascii="Courier New" w:cs="Courier New" w:eastAsia="Courier New" w:hAnsi="Courier New"/>
+                <w:sz w:val="18"/>
+                <w:szCs w:val="18"/>
+              </w:rPr>
+              <w:t xml:space="preserve"> </w:t>
+            </w:r>
+          </w:p>
+          <w:p>
+            <w:pPr>
+              <w:spacing w:after="20"/>
+            </w:pPr>
+            <w:r>
+              <w:rPr>
+                <w:rFonts w:ascii="Courier New" w:cs="Courier New" w:eastAsia="Courier New" w:hAnsi="Courier New"/>
+                <w:sz w:val="18"/>
+                <w:szCs w:val="18"/>
+              </w:rPr>
+              <w:t xml:space="preserve"> </w:t>
             </w:r>
           </w:p>
           <w:p>
@@ -1951,76 +2713,7 @@
           <w:sz w:val="20"/>
           <w:szCs w:val="20"/>
         </w:rPr>
-        <w:t xml:space="preserve">Challenge: Write a program that reads a CSV with student data and calculates statistics: average grade, highest score, number of students, etc. &lt;details&gt; &lt;summary&gt;✅ Sample Answers&lt;/summary&gt;</w:t>
-      </w:r>
-    </w:p>
-    <w:p>
-      <w:pPr>
-        <w:spacing w:after="80"/>
-      </w:pPr>
-      <w:r>
-        <w:rPr>
-          <w:rFonts w:ascii="Arial" w:cs="Arial" w:eastAsia="Arial" w:hAnsi="Arial"/>
-          <w:b/>
-          <w:bCs/>
-          <w:sz w:val="20"/>
-          <w:szCs w:val="20"/>
-        </w:rPr>
-        <w:t xml:space="preserve">Problem 4: </w:t>
-      </w:r>
-      <w:r>
-        <w:rPr>
-          <w:rFonts w:ascii="Arial" w:cs="Arial" w:eastAsia="Arial" w:hAnsi="Arial"/>
-          <w:sz w:val="20"/>
-          <w:szCs w:val="20"/>
-        </w:rPr>
-        <w:t xml:space="preserve">:</w:t>
-      </w:r>
-    </w:p>
-    <w:p>
-      <w:pPr>
-        <w:spacing w:after="80"/>
-      </w:pPr>
-      <w:r>
-        <w:rPr>
-          <w:rFonts w:ascii="Arial" w:cs="Arial" w:eastAsia="Arial" w:hAnsi="Arial"/>
-          <w:b/>
-          <w:bCs/>
-          <w:sz w:val="20"/>
-          <w:szCs w:val="20"/>
-        </w:rPr>
-        <w:t xml:space="preserve">Problem 5: </w:t>
-      </w:r>
-      <w:r>
-        <w:rPr>
-          <w:rFonts w:ascii="Arial" w:cs="Arial" w:eastAsia="Arial" w:hAnsi="Arial"/>
-          <w:sz w:val="20"/>
-          <w:szCs w:val="20"/>
-        </w:rPr>
-        <w:t xml:space="preserve">:</w:t>
-      </w:r>
-    </w:p>
-    <w:p>
-      <w:pPr>
-        <w:spacing w:after="80"/>
-      </w:pPr>
-      <w:r>
-        <w:rPr>
-          <w:rFonts w:ascii="Arial" w:cs="Arial" w:eastAsia="Arial" w:hAnsi="Arial"/>
-          <w:b/>
-          <w:bCs/>
-          <w:sz w:val="20"/>
-          <w:szCs w:val="20"/>
-        </w:rPr>
-        <w:t xml:space="preserve">Problem 6: </w:t>
-      </w:r>
-      <w:r>
-        <w:rPr>
-          <w:rFonts w:ascii="Arial" w:cs="Arial" w:eastAsia="Arial" w:hAnsi="Arial"/>
-          <w:sz w:val="20"/>
-          <w:szCs w:val="20"/>
-        </w:rPr>
-        <w:t xml:space="preserve">: &lt;/details&gt; ---</w:t>
+        <w:t xml:space="preserve">Challenge: Write a program that reads a CSV with student data and calculates statistics: average grade, highest score, number of students, etc. ---</w:t>
       </w:r>
     </w:p>
     <w:p>

--- a/Coding 1 - year/Unit 6 - Debugging and Documentation/Daily Lesson Plans/Word/Day 139.docx
+++ b/Coding 1 - year/Unit 6 - Debugging and Documentation/Daily Lesson Plans/Word/Day 139.docx
@@ -380,7 +380,7 @@
                 <w:sz w:val="20"/>
                 <w:szCs w:val="20"/>
               </w:rPr>
-              <w:t xml:space="preserve">    In your own words: Process file data, including splitting lines and parsing CSV-style data?</w:t>
+              <w:t xml:space="preserve">    What do you think it means to process file data, including splitting lines and parsing CSV-style data? Why would a program need to do this?</w:t>
             </w:r>
             <w:r>
               <w:rPr>
@@ -477,7 +477,7 @@
                 <w:sz w:val="20"/>
                 <w:szCs w:val="20"/>
               </w:rPr>
-              <w:t xml:space="preserve">Today's Goal: By the end of class you will be able to process file data, including splitting lines and parsing CSV-style data.</w:t>
+              <w:t xml:space="preserve">Today’s Goal: By the end of class you will be able to process file data, including splitting lines and parsing CSV-style data.</w:t>
             </w:r>
             <w:r>
               <w:rPr>
@@ -1344,7 +1344,7 @@
                 <w:sz w:val="20"/>
                 <w:szCs w:val="20"/>
               </w:rPr>
-              <w:t xml:space="preserve">Quick Check: Process file data, including splitting lines and parsing CSV-style data?</w:t>
+              <w:t xml:space="preserve">What are the key steps to process file data, including splitting lines and parsing CSV-style data? What data format or structure is involved?</w:t>
             </w:r>
             <w:r>
               <w:rPr>
